--- a/отчеты 3-5/Грейбокс разработка. Исправленная.docx
+++ b/отчеты 3-5/Грейбокс разработка. Исправленная.docx
@@ -1451,10 +1451,10 @@
         </w:numPr>
         <w:tabs>
           <w:tab w:val="clear" w:pos="0"/>
-          <w:tab w:val="num" w:pos="360"/>
+          <w:tab w:val="num" w:pos="993"/>
         </w:tabs>
         <w:spacing w:after="0" w:line="360" w:lineRule="auto"/>
-        <w:ind w:left="1134" w:hanging="425"/>
+        <w:ind w:left="0" w:firstLine="709"/>
         <w:jc w:val="both"/>
         <w:rPr>
           <w:rFonts w:ascii="Times New Roman" w:hAnsi="Times New Roman" w:cs="Times New Roman"/>
@@ -1480,10 +1480,10 @@
         </w:numPr>
         <w:tabs>
           <w:tab w:val="clear" w:pos="0"/>
-          <w:tab w:val="num" w:pos="360"/>
+          <w:tab w:val="num" w:pos="993"/>
         </w:tabs>
         <w:spacing w:after="0" w:line="360" w:lineRule="auto"/>
-        <w:ind w:left="1134" w:hanging="425"/>
+        <w:ind w:left="0" w:firstLine="709"/>
         <w:jc w:val="both"/>
         <w:rPr>
           <w:rFonts w:ascii="Times New Roman" w:hAnsi="Times New Roman" w:cs="Times New Roman"/>
@@ -1509,10 +1509,10 @@
         </w:numPr>
         <w:tabs>
           <w:tab w:val="clear" w:pos="0"/>
-          <w:tab w:val="num" w:pos="360"/>
+          <w:tab w:val="num" w:pos="993"/>
         </w:tabs>
         <w:spacing w:after="0" w:line="360" w:lineRule="auto"/>
-        <w:ind w:left="1134" w:hanging="425"/>
+        <w:ind w:left="0" w:firstLine="709"/>
         <w:jc w:val="both"/>
         <w:rPr>
           <w:rFonts w:ascii="Times New Roman" w:hAnsi="Times New Roman" w:cs="Times New Roman"/>
@@ -1538,10 +1538,10 @@
         </w:numPr>
         <w:tabs>
           <w:tab w:val="clear" w:pos="0"/>
-          <w:tab w:val="num" w:pos="360"/>
+          <w:tab w:val="num" w:pos="993"/>
         </w:tabs>
         <w:spacing w:after="0" w:line="360" w:lineRule="auto"/>
-        <w:ind w:left="1134" w:hanging="425"/>
+        <w:ind w:left="0" w:firstLine="709"/>
         <w:jc w:val="both"/>
         <w:rPr>
           <w:rFonts w:ascii="Times New Roman" w:hAnsi="Times New Roman" w:cs="Times New Roman"/>
@@ -1567,10 +1567,10 @@
         </w:numPr>
         <w:tabs>
           <w:tab w:val="clear" w:pos="0"/>
-          <w:tab w:val="num" w:pos="360"/>
+          <w:tab w:val="num" w:pos="993"/>
         </w:tabs>
         <w:spacing w:after="0" w:line="360" w:lineRule="auto"/>
-        <w:ind w:left="1134" w:hanging="425"/>
+        <w:ind w:left="0" w:firstLine="709"/>
         <w:jc w:val="both"/>
         <w:rPr>
           <w:rFonts w:ascii="Times New Roman" w:hAnsi="Times New Roman" w:cs="Times New Roman"/>
@@ -1596,10 +1596,10 @@
         </w:numPr>
         <w:tabs>
           <w:tab w:val="clear" w:pos="0"/>
-          <w:tab w:val="num" w:pos="360"/>
+          <w:tab w:val="num" w:pos="993"/>
         </w:tabs>
         <w:spacing w:after="0" w:line="360" w:lineRule="auto"/>
-        <w:ind w:left="1134" w:hanging="425"/>
+        <w:ind w:left="0" w:firstLine="709"/>
         <w:jc w:val="both"/>
         <w:rPr>
           <w:rFonts w:ascii="Times New Roman" w:hAnsi="Times New Roman" w:cs="Times New Roman"/>
@@ -1623,8 +1623,12 @@
           <w:ilvl w:val="1"/>
           <w:numId w:val="4"/>
         </w:numPr>
+        <w:tabs>
+          <w:tab w:val="clear" w:pos="0"/>
+          <w:tab w:val="num" w:pos="1701"/>
+        </w:tabs>
         <w:spacing w:after="0" w:line="360" w:lineRule="auto"/>
-        <w:ind w:left="1843" w:hanging="426"/>
+        <w:ind w:left="0" w:firstLine="1417"/>
         <w:jc w:val="both"/>
         <w:rPr>
           <w:rFonts w:ascii="Times New Roman" w:hAnsi="Times New Roman" w:cs="Times New Roman"/>
@@ -1648,8 +1652,11 @@
           <w:ilvl w:val="1"/>
           <w:numId w:val="4"/>
         </w:numPr>
+        <w:tabs>
+          <w:tab w:val="num" w:pos="1701"/>
+        </w:tabs>
         <w:spacing w:after="0" w:line="360" w:lineRule="auto"/>
-        <w:ind w:left="1843" w:hanging="426"/>
+        <w:ind w:left="0" w:firstLine="1417"/>
         <w:jc w:val="both"/>
         <w:rPr>
           <w:rFonts w:ascii="Times New Roman" w:hAnsi="Times New Roman" w:cs="Times New Roman"/>
@@ -1675,10 +1682,10 @@
         </w:numPr>
         <w:tabs>
           <w:tab w:val="clear" w:pos="0"/>
-          <w:tab w:val="num" w:pos="360"/>
+          <w:tab w:val="num" w:pos="993"/>
         </w:tabs>
         <w:spacing w:after="0" w:line="360" w:lineRule="auto"/>
-        <w:ind w:left="1134" w:hanging="425"/>
+        <w:ind w:left="0" w:firstLine="709"/>
         <w:jc w:val="both"/>
         <w:rPr>
           <w:rFonts w:ascii="Times New Roman" w:hAnsi="Times New Roman" w:cs="Times New Roman"/>
@@ -1705,10 +1712,10 @@
         <w:tabs>
           <w:tab w:val="clear" w:pos="0"/>
           <w:tab w:val="num" w:pos="360"/>
-          <w:tab w:val="left" w:pos="1530"/>
+          <w:tab w:val="left" w:pos="1701"/>
         </w:tabs>
         <w:spacing w:after="0" w:line="360" w:lineRule="auto"/>
-        <w:ind w:left="1842" w:hanging="425"/>
+        <w:ind w:left="851" w:firstLine="566"/>
         <w:jc w:val="both"/>
         <w:rPr>
           <w:rFonts w:ascii="Times New Roman" w:hAnsi="Times New Roman" w:cs="Times New Roman"/>
@@ -1735,9 +1742,10 @@
         <w:tabs>
           <w:tab w:val="clear" w:pos="0"/>
           <w:tab w:val="num" w:pos="360"/>
+          <w:tab w:val="left" w:pos="1701"/>
         </w:tabs>
         <w:spacing w:after="0" w:line="360" w:lineRule="auto"/>
-        <w:ind w:left="1842" w:hanging="425"/>
+        <w:ind w:left="851" w:firstLine="566"/>
         <w:jc w:val="both"/>
         <w:rPr>
           <w:rFonts w:ascii="Times New Roman" w:hAnsi="Times New Roman" w:cs="Times New Roman"/>
@@ -1764,9 +1772,10 @@
         <w:tabs>
           <w:tab w:val="clear" w:pos="0"/>
           <w:tab w:val="num" w:pos="360"/>
+          <w:tab w:val="left" w:pos="1701"/>
         </w:tabs>
         <w:spacing w:after="0" w:line="360" w:lineRule="auto"/>
-        <w:ind w:left="1842" w:hanging="425"/>
+        <w:ind w:left="851" w:firstLine="566"/>
         <w:jc w:val="both"/>
         <w:rPr>
           <w:rFonts w:ascii="Times New Roman" w:hAnsi="Times New Roman" w:cs="Times New Roman"/>
@@ -1793,9 +1802,10 @@
         <w:tabs>
           <w:tab w:val="clear" w:pos="0"/>
           <w:tab w:val="num" w:pos="360"/>
+          <w:tab w:val="left" w:pos="1701"/>
         </w:tabs>
         <w:spacing w:after="0" w:line="360" w:lineRule="auto"/>
-        <w:ind w:left="1842" w:hanging="425"/>
+        <w:ind w:left="851" w:firstLine="566"/>
         <w:jc w:val="both"/>
         <w:rPr>
           <w:rFonts w:ascii="Times New Roman" w:hAnsi="Times New Roman" w:cs="Times New Roman"/>
@@ -1821,12 +1831,10 @@
         </w:numPr>
         <w:tabs>
           <w:tab w:val="clear" w:pos="0"/>
-          <w:tab w:val="num" w:pos="360"/>
-          <w:tab w:val="left" w:pos="1170"/>
-          <w:tab w:val="left" w:pos="1620"/>
+          <w:tab w:val="left" w:pos="1701"/>
         </w:tabs>
         <w:spacing w:after="0" w:line="360" w:lineRule="auto"/>
-        <w:ind w:left="1842" w:hanging="425"/>
+        <w:ind w:left="0" w:firstLine="1417"/>
         <w:jc w:val="both"/>
         <w:rPr>
           <w:rFonts w:ascii="Times New Roman" w:hAnsi="Times New Roman" w:cs="Times New Roman"/>
@@ -1853,10 +1861,10 @@
         <w:tabs>
           <w:tab w:val="clear" w:pos="0"/>
           <w:tab w:val="num" w:pos="360"/>
-          <w:tab w:val="left" w:pos="1530"/>
+          <w:tab w:val="left" w:pos="1701"/>
         </w:tabs>
         <w:spacing w:after="0" w:line="360" w:lineRule="auto"/>
-        <w:ind w:left="1842" w:hanging="425"/>
+        <w:ind w:left="851" w:firstLine="566"/>
         <w:jc w:val="both"/>
         <w:rPr>
           <w:rFonts w:ascii="Times New Roman" w:hAnsi="Times New Roman" w:cs="Times New Roman"/>
@@ -1883,9 +1891,10 @@
         <w:tabs>
           <w:tab w:val="clear" w:pos="0"/>
           <w:tab w:val="num" w:pos="360"/>
+          <w:tab w:val="left" w:pos="1701"/>
         </w:tabs>
         <w:spacing w:after="0" w:line="360" w:lineRule="auto"/>
-        <w:ind w:left="1842" w:hanging="425"/>
+        <w:ind w:left="851" w:firstLine="566"/>
         <w:jc w:val="both"/>
         <w:rPr>
           <w:rFonts w:ascii="Times New Roman" w:hAnsi="Times New Roman" w:cs="Times New Roman"/>
@@ -1985,7 +1994,10 @@
           <w:ilvl w:val="0"/>
           <w:numId w:val="16"/>
         </w:numPr>
-        <w:ind w:left="1134" w:hanging="425"/>
+        <w:tabs>
+          <w:tab w:val="left" w:pos="993"/>
+        </w:tabs>
+        <w:ind w:left="0" w:firstLine="709"/>
       </w:pPr>
       <w:r>
         <w:t>серым цветом обознач</w:t>
@@ -2004,7 +2016,10 @@
           <w:ilvl w:val="0"/>
           <w:numId w:val="16"/>
         </w:numPr>
-        <w:ind w:left="1134" w:hanging="425"/>
+        <w:tabs>
+          <w:tab w:val="left" w:pos="993"/>
+        </w:tabs>
+        <w:ind w:left="0" w:firstLine="709"/>
       </w:pPr>
       <w:r>
         <w:t>зелёным цветом выдел</w:t>
@@ -2023,7 +2038,10 @@
           <w:ilvl w:val="0"/>
           <w:numId w:val="16"/>
         </w:numPr>
-        <w:ind w:left="1134" w:hanging="425"/>
+        <w:tabs>
+          <w:tab w:val="left" w:pos="993"/>
+        </w:tabs>
+        <w:ind w:left="0" w:firstLine="709"/>
       </w:pPr>
       <w:r>
         <w:t>красным цветом отме</w:t>
@@ -2204,7 +2222,11 @@
           <w:ilvl w:val="0"/>
           <w:numId w:val="9"/>
         </w:numPr>
-        <w:ind w:left="1134" w:hanging="425"/>
+        <w:tabs>
+          <w:tab w:val="clear" w:pos="0"/>
+          <w:tab w:val="num" w:pos="993"/>
+        </w:tabs>
+        <w:ind w:left="0" w:firstLine="709"/>
       </w:pPr>
       <w:r>
         <w:t xml:space="preserve">интерактивные объекты (сундуки, двери, кнопки); </w:t>
@@ -2217,7 +2239,11 @@
           <w:ilvl w:val="0"/>
           <w:numId w:val="9"/>
         </w:numPr>
-        <w:ind w:left="1134" w:hanging="425"/>
+        <w:tabs>
+          <w:tab w:val="clear" w:pos="0"/>
+          <w:tab w:val="num" w:pos="993"/>
+        </w:tabs>
+        <w:ind w:left="0" w:firstLine="709"/>
       </w:pPr>
       <w:r>
         <w:t xml:space="preserve">окружение (деревья, здания, декорации); </w:t>
@@ -2230,7 +2256,11 @@
           <w:ilvl w:val="0"/>
           <w:numId w:val="9"/>
         </w:numPr>
-        <w:ind w:left="1134" w:hanging="425"/>
+        <w:tabs>
+          <w:tab w:val="clear" w:pos="0"/>
+          <w:tab w:val="num" w:pos="993"/>
+        </w:tabs>
+        <w:ind w:left="0" w:firstLine="709"/>
       </w:pPr>
       <w:r>
         <w:t>персонажи (игрок, NPC, враги);</w:t>
@@ -2243,7 +2273,11 @@
           <w:ilvl w:val="0"/>
           <w:numId w:val="9"/>
         </w:numPr>
-        <w:ind w:left="1134" w:hanging="425"/>
+        <w:tabs>
+          <w:tab w:val="clear" w:pos="0"/>
+          <w:tab w:val="num" w:pos="993"/>
+        </w:tabs>
+        <w:ind w:left="0" w:firstLine="709"/>
       </w:pPr>
       <w:r>
         <w:t xml:space="preserve">эффекты и спецэффекты (частицы, вспышки, дым). </w:t>
@@ -2321,7 +2355,10 @@
           <w:ilvl w:val="0"/>
           <w:numId w:val="15"/>
         </w:numPr>
-        <w:ind w:left="1134" w:hanging="425"/>
+        <w:tabs>
+          <w:tab w:val="left" w:pos="993"/>
+        </w:tabs>
+        <w:ind w:left="0" w:firstLine="709"/>
       </w:pPr>
       <w:r>
         <w:lastRenderedPageBreak/>
@@ -2344,7 +2381,10 @@
           <w:ilvl w:val="0"/>
           <w:numId w:val="15"/>
         </w:numPr>
-        <w:ind w:left="1134" w:hanging="425"/>
+        <w:tabs>
+          <w:tab w:val="left" w:pos="993"/>
+        </w:tabs>
+        <w:ind w:left="0" w:firstLine="709"/>
       </w:pPr>
       <w:r>
         <w:t xml:space="preserve">упрощение навигации по сцене: </w:t>
@@ -2363,7 +2403,10 @@
           <w:ilvl w:val="0"/>
           <w:numId w:val="15"/>
         </w:numPr>
-        <w:ind w:left="1134" w:hanging="425"/>
+        <w:tabs>
+          <w:tab w:val="left" w:pos="993"/>
+        </w:tabs>
+        <w:ind w:left="0" w:firstLine="709"/>
       </w:pPr>
       <w:r>
         <w:t xml:space="preserve">организация логики: </w:t>
@@ -2404,7 +2447,10 @@
           <w:ilvl w:val="0"/>
           <w:numId w:val="14"/>
         </w:numPr>
-        <w:ind w:left="1134" w:hanging="425"/>
+        <w:tabs>
+          <w:tab w:val="left" w:pos="993"/>
+        </w:tabs>
+        <w:ind w:left="0" w:firstLine="709"/>
       </w:pPr>
       <w:r>
         <w:t xml:space="preserve">теги и слои: </w:t>
@@ -2445,7 +2491,10 @@
           <w:ilvl w:val="0"/>
           <w:numId w:val="14"/>
         </w:numPr>
-        <w:ind w:left="1134" w:hanging="425"/>
+        <w:tabs>
+          <w:tab w:val="left" w:pos="993"/>
+        </w:tabs>
+        <w:ind w:left="0" w:firstLine="709"/>
       </w:pPr>
       <w:proofErr w:type="spellStart"/>
       <w:r>
@@ -2486,7 +2535,10 @@
           <w:ilvl w:val="0"/>
           <w:numId w:val="14"/>
         </w:numPr>
-        <w:ind w:left="1134" w:hanging="425"/>
+        <w:tabs>
+          <w:tab w:val="left" w:pos="993"/>
+        </w:tabs>
+        <w:ind w:left="0" w:firstLine="709"/>
       </w:pPr>
       <w:r>
         <w:t xml:space="preserve">системы управления: </w:t>
@@ -2586,7 +2638,11 @@
           <w:ilvl w:val="0"/>
           <w:numId w:val="5"/>
         </w:numPr>
-        <w:ind w:left="1134" w:hanging="426"/>
+        <w:tabs>
+          <w:tab w:val="clear" w:pos="-361"/>
+          <w:tab w:val="left" w:pos="993"/>
+        </w:tabs>
+        <w:ind w:left="0" w:firstLine="708"/>
       </w:pPr>
       <w:r>
         <w:t>кубы для обозначения предмет</w:t>
@@ -2605,7 +2661,11 @@
           <w:ilvl w:val="0"/>
           <w:numId w:val="5"/>
         </w:numPr>
-        <w:ind w:left="1134" w:hanging="426"/>
+        <w:tabs>
+          <w:tab w:val="clear" w:pos="-361"/>
+          <w:tab w:val="left" w:pos="993"/>
+        </w:tabs>
+        <w:ind w:left="0" w:firstLine="708"/>
       </w:pPr>
       <w:r>
         <w:t>кубы для обозначения зданий;</w:t>
@@ -2618,7 +2678,11 @@
           <w:ilvl w:val="0"/>
           <w:numId w:val="5"/>
         </w:numPr>
-        <w:ind w:left="1134" w:hanging="426"/>
+        <w:tabs>
+          <w:tab w:val="clear" w:pos="-361"/>
+          <w:tab w:val="left" w:pos="993"/>
+        </w:tabs>
+        <w:ind w:left="0" w:firstLine="708"/>
       </w:pPr>
       <w:r>
         <w:t>капсулы, обозначающие предмет</w:t>
@@ -2645,9 +2709,12 @@
     <w:p>
       <w:pPr>
         <w:pStyle w:val="af1"/>
-      </w:pPr>
-      <w:r>
-        <w:lastRenderedPageBreak/>
+        <w:tabs>
+          <w:tab w:val="left" w:pos="993"/>
+        </w:tabs>
+        <w:ind w:firstLine="708"/>
+      </w:pPr>
+      <w:r>
         <w:t xml:space="preserve">Далее объекты были сгруппированы </w:t>
       </w:r>
       <w:r>
@@ -2676,7 +2743,11 @@
           <w:ilvl w:val="0"/>
           <w:numId w:val="6"/>
         </w:numPr>
-        <w:ind w:left="1134" w:hanging="425"/>
+        <w:tabs>
+          <w:tab w:val="clear" w:pos="-360"/>
+          <w:tab w:val="left" w:pos="993"/>
+        </w:tabs>
+        <w:ind w:left="0" w:firstLine="708"/>
       </w:pPr>
       <w:r>
         <w:t>о</w:t>
@@ -2692,9 +2763,14 @@
           <w:ilvl w:val="0"/>
           <w:numId w:val="6"/>
         </w:numPr>
-        <w:ind w:left="1134" w:hanging="425"/>
-      </w:pPr>
-      <w:r>
+        <w:tabs>
+          <w:tab w:val="clear" w:pos="-360"/>
+          <w:tab w:val="left" w:pos="993"/>
+        </w:tabs>
+        <w:ind w:left="0" w:firstLine="708"/>
+      </w:pPr>
+      <w:r>
+        <w:lastRenderedPageBreak/>
         <w:t>ф</w:t>
       </w:r>
       <w:r>
@@ -2711,6 +2787,9 @@
           <w:ilvl w:val="0"/>
           <w:numId w:val="6"/>
         </w:numPr>
+        <w:tabs>
+          <w:tab w:val="left" w:pos="993"/>
+        </w:tabs>
         <w:ind w:left="1134" w:hanging="425"/>
       </w:pPr>
       <w:r>
@@ -2727,6 +2806,9 @@
           <w:ilvl w:val="0"/>
           <w:numId w:val="6"/>
         </w:numPr>
+        <w:tabs>
+          <w:tab w:val="left" w:pos="993"/>
+        </w:tabs>
         <w:ind w:left="1134" w:hanging="425"/>
       </w:pPr>
       <w:r>
@@ -2772,9 +2854,9 @@
           <w:noProof/>
         </w:rPr>
         <w:drawing>
-          <wp:inline distT="0" distB="0" distL="0" distR="0" wp14:anchorId="60356B52" wp14:editId="7C7E6357">
-            <wp:extent cx="2545603" cy="2906973"/>
-            <wp:effectExtent l="0" t="0" r="7620" b="8255"/>
+          <wp:inline distT="0" distB="0" distL="0" distR="0" wp14:anchorId="60356B52" wp14:editId="48457DF1">
+            <wp:extent cx="3323645" cy="3795464"/>
+            <wp:effectExtent l="0" t="0" r="0" b="0"/>
             <wp:docPr id="2" name="Рисунок 10"/>
             <wp:cNvGraphicFramePr>
               <a:graphicFrameLocks xmlns:a="http://schemas.openxmlformats.org/drawingml/2006/main" noChangeAspect="1"/>
@@ -2803,7 +2885,7 @@
                   <pic:spPr bwMode="auto">
                     <a:xfrm>
                       <a:off x="0" y="0"/>
-                      <a:ext cx="2565818" cy="2930058"/>
+                      <a:ext cx="3359091" cy="3835942"/>
                     </a:xfrm>
                     <a:prstGeom prst="rect">
                       <a:avLst/>
@@ -2848,7 +2930,10 @@
           <w:ilvl w:val="0"/>
           <w:numId w:val="17"/>
         </w:numPr>
-        <w:ind w:left="1134" w:hanging="425"/>
+        <w:tabs>
+          <w:tab w:val="left" w:pos="993"/>
+        </w:tabs>
+        <w:ind w:left="0" w:firstLine="709"/>
         <w:jc w:val="left"/>
       </w:pPr>
       <w:r>
@@ -2871,7 +2956,10 @@
           <w:ilvl w:val="0"/>
           <w:numId w:val="17"/>
         </w:numPr>
-        <w:ind w:left="1134" w:hanging="425"/>
+        <w:tabs>
+          <w:tab w:val="left" w:pos="993"/>
+        </w:tabs>
+        <w:ind w:left="0" w:firstLine="709"/>
         <w:jc w:val="left"/>
       </w:pPr>
       <w:r>
@@ -2888,7 +2976,10 @@
           <w:ilvl w:val="0"/>
           <w:numId w:val="17"/>
         </w:numPr>
-        <w:ind w:left="1134" w:hanging="425"/>
+        <w:tabs>
+          <w:tab w:val="left" w:pos="993"/>
+        </w:tabs>
+        <w:ind w:left="0" w:firstLine="709"/>
         <w:jc w:val="left"/>
       </w:pPr>
       <w:r>
@@ -2905,7 +2996,10 @@
           <w:ilvl w:val="0"/>
           <w:numId w:val="17"/>
         </w:numPr>
-        <w:ind w:left="1134" w:hanging="425"/>
+        <w:tabs>
+          <w:tab w:val="left" w:pos="993"/>
+        </w:tabs>
+        <w:ind w:left="0" w:firstLine="709"/>
         <w:jc w:val="left"/>
       </w:pPr>
       <w:r>
@@ -3257,226 +3351,73 @@
         <w:pStyle w:val="af1"/>
         <w:numPr>
           <w:ilvl w:val="0"/>
-          <w:numId w:val="19"/>
+          <w:numId w:val="20"/>
         </w:numPr>
-        <w:ind w:left="1134" w:hanging="425"/>
-      </w:pPr>
-      <w:r>
-        <w:rPr>
-          <w:lang w:val="en-US"/>
-        </w:rPr>
-        <w:t>Unity</w:t>
-      </w:r>
-      <w:r>
-        <w:rPr>
-          <w:lang w:val="en-US"/>
-        </w:rPr>
-        <w:t>-</w:t>
-      </w:r>
-      <w:r>
-        <w:rPr>
-          <w:lang w:val="en-US"/>
-        </w:rPr>
-        <w:t>Manual</w:t>
-      </w:r>
-      <w:r>
-        <w:rPr>
-          <w:lang w:val="en-US"/>
-        </w:rPr>
+        <w:tabs>
+          <w:tab w:val="left" w:pos="993"/>
+        </w:tabs>
+        <w:ind w:left="0" w:firstLine="709"/>
+      </w:pPr>
+      <w:proofErr w:type="spellStart"/>
+      <w:r>
+        <w:t>Unity-Manual</w:t>
+      </w:r>
+      <w:proofErr w:type="spellEnd"/>
+      <w:r>
         <w:t xml:space="preserve">: </w:t>
       </w:r>
-      <w:r>
-        <w:rPr>
-          <w:lang w:val="en-US"/>
-        </w:rPr>
+      <w:proofErr w:type="spellStart"/>
+      <w:r>
         <w:t>Creating</w:t>
       </w:r>
-      <w:r>
-        <w:rPr>
-          <w:lang w:val="en-US"/>
-        </w:rPr>
+      <w:proofErr w:type="spellEnd"/>
+      <w:r>
         <w:t xml:space="preserve"> </w:t>
       </w:r>
-      <w:r>
-        <w:rPr>
-          <w:lang w:val="en-US"/>
-        </w:rPr>
+      <w:proofErr w:type="spellStart"/>
+      <w:r>
         <w:t>and</w:t>
       </w:r>
-      <w:r>
-        <w:rPr>
-          <w:lang w:val="en-US"/>
-        </w:rPr>
+      <w:proofErr w:type="spellEnd"/>
+      <w:r>
         <w:t xml:space="preserve"> </w:t>
       </w:r>
-      <w:r>
-        <w:rPr>
-          <w:lang w:val="en-US"/>
-        </w:rPr>
+      <w:proofErr w:type="spellStart"/>
+      <w:r>
         <w:t>editing</w:t>
       </w:r>
-      <w:r>
-        <w:rPr>
-          <w:lang w:val="en-US"/>
-        </w:rPr>
+      <w:proofErr w:type="spellEnd"/>
+      <w:r>
         <w:t xml:space="preserve"> </w:t>
       </w:r>
-      <w:proofErr w:type="gramStart"/>
-      <w:r>
-        <w:rPr>
-          <w:lang w:val="en-US"/>
-        </w:rPr>
+      <w:proofErr w:type="spellStart"/>
+      <w:r>
         <w:t>Terrains</w:t>
       </w:r>
-      <w:r>
-        <w:rPr>
-          <w:lang w:val="en-US"/>
-        </w:rPr>
-        <w:t xml:space="preserve">  [</w:t>
-      </w:r>
-      <w:proofErr w:type="gramEnd"/>
-      <w:r>
-        <w:t>Электронный</w:t>
-      </w:r>
-      <w:r>
-        <w:rPr>
-          <w:lang w:val="en-US"/>
-        </w:rPr>
+      <w:proofErr w:type="spellEnd"/>
+      <w:r>
+        <w:t xml:space="preserve"> [</w:t>
+      </w:r>
+      <w:r>
+        <w:t>Электронный ресурс]</w:t>
+      </w:r>
+      <w:r>
+        <w:t>.</w:t>
+      </w:r>
+      <w:r>
+        <w:t xml:space="preserve"> URL:</w:t>
+      </w:r>
+      <w:r>
         <w:t xml:space="preserve"> </w:t>
       </w:r>
       <w:r>
-        <w:t>ресурс</w:t>
-      </w:r>
-      <w:r>
-        <w:rPr>
-          <w:lang w:val="en-US"/>
-        </w:rPr>
-        <w:t>]</w:t>
-      </w:r>
-      <w:r>
-        <w:rPr>
-          <w:lang w:val="en-US"/>
-        </w:rPr>
-        <w:t>.</w:t>
-      </w:r>
-      <w:r>
-        <w:rPr>
-          <w:lang w:val="en-US"/>
-        </w:rPr>
-        <w:t xml:space="preserve"> URL</w:t>
-      </w:r>
-      <w:r>
-        <w:t>:</w:t>
-      </w:r>
-      <w:r>
-        <w:t xml:space="preserve"> </w:t>
-      </w:r>
-      <w:r>
-        <w:rPr>
-          <w:lang w:val="en-US"/>
-        </w:rPr>
-        <w:t>https</w:t>
-      </w:r>
-      <w:r>
-        <w:t>://</w:t>
-      </w:r>
-      <w:r>
-        <w:rPr>
-          <w:lang w:val="en-US"/>
-        </w:rPr>
-        <w:t>docs</w:t>
-      </w:r>
-      <w:r>
-        <w:t>.</w:t>
-      </w:r>
-      <w:r>
-        <w:rPr>
-          <w:lang w:val="en-US"/>
-        </w:rPr>
-        <w:t>unity</w:t>
-      </w:r>
-      <w:r>
-        <w:t>3</w:t>
-      </w:r>
-      <w:r>
-        <w:rPr>
-          <w:lang w:val="en-US"/>
-        </w:rPr>
-        <w:t>d</w:t>
-      </w:r>
-      <w:r>
-        <w:t>.</w:t>
-      </w:r>
-      <w:r>
-        <w:rPr>
-          <w:lang w:val="en-US"/>
-        </w:rPr>
-        <w:t>com</w:t>
-      </w:r>
-      <w:r>
-        <w:t>/2023.1/</w:t>
-      </w:r>
-      <w:r>
-        <w:rPr>
-          <w:lang w:val="en-US"/>
-        </w:rPr>
-        <w:t>Documentation</w:t>
-      </w:r>
-      <w:r>
-        <w:t>/</w:t>
-      </w:r>
-      <w:r>
-        <w:rPr>
-          <w:lang w:val="en-US"/>
-        </w:rPr>
-        <w:t>Manual</w:t>
-      </w:r>
-      <w:r>
-        <w:t>/</w:t>
-      </w:r>
-      <w:r>
-        <w:rPr>
-          <w:lang w:val="en-US"/>
-        </w:rPr>
-        <w:t>terrain</w:t>
-      </w:r>
-      <w:r>
-        <w:t>-</w:t>
-      </w:r>
-      <w:proofErr w:type="spellStart"/>
-      <w:r>
-        <w:rPr>
-          <w:lang w:val="en-US"/>
-        </w:rPr>
-        <w:t>UsingTerrains</w:t>
-      </w:r>
-      <w:proofErr w:type="spellEnd"/>
-      <w:r>
-        <w:t>.</w:t>
-      </w:r>
-      <w:r>
-        <w:rPr>
-          <w:lang w:val="en-US"/>
-        </w:rPr>
-        <w:t>html</w:t>
-      </w:r>
-      <w:r>
-        <w:t xml:space="preserve"> </w:t>
+        <w:t xml:space="preserve">https://docs.unity3d.com/2023.1/Documentation/Manual/terrain-UsingTerrains.html </w:t>
       </w:r>
       <w:r>
         <w:t>(</w:t>
       </w:r>
       <w:r>
-        <w:t>Дата</w:t>
-      </w:r>
-      <w:r>
-        <w:t xml:space="preserve"> </w:t>
-      </w:r>
-      <w:r>
-        <w:t>обращения</w:t>
-      </w:r>
-      <w:r>
-        <w:t xml:space="preserve"> 18.05.2025).</w:t>
+        <w:t>Дата обращения 18.05.2025).</w:t>
       </w:r>
     </w:p>
     <w:sectPr>
@@ -5126,6 +5067,92 @@
     </w:lvl>
   </w:abstractNum>
   <w:abstractNum w:abstractNumId="12" w15:restartNumberingAfterBreak="0">
+    <w:nsid w:val="559A2CC7"/>
+    <w:multiLevelType w:val="hybridMultilevel"/>
+    <w:tmpl w:val="F36C3BA2"/>
+    <w:lvl w:ilvl="0" w:tplc="0419000F">
+      <w:start w:val="1"/>
+      <w:numFmt w:val="decimal"/>
+      <w:lvlText w:val="%1."/>
+      <w:lvlJc w:val="left"/>
+      <w:pPr>
+        <w:ind w:left="1429" w:hanging="360"/>
+      </w:pPr>
+    </w:lvl>
+    <w:lvl w:ilvl="1" w:tplc="04190019" w:tentative="1">
+      <w:start w:val="1"/>
+      <w:numFmt w:val="lowerLetter"/>
+      <w:lvlText w:val="%2."/>
+      <w:lvlJc w:val="left"/>
+      <w:pPr>
+        <w:ind w:left="2149" w:hanging="360"/>
+      </w:pPr>
+    </w:lvl>
+    <w:lvl w:ilvl="2" w:tplc="0419001B" w:tentative="1">
+      <w:start w:val="1"/>
+      <w:numFmt w:val="lowerRoman"/>
+      <w:lvlText w:val="%3."/>
+      <w:lvlJc w:val="right"/>
+      <w:pPr>
+        <w:ind w:left="2869" w:hanging="180"/>
+      </w:pPr>
+    </w:lvl>
+    <w:lvl w:ilvl="3" w:tplc="0419000F" w:tentative="1">
+      <w:start w:val="1"/>
+      <w:numFmt w:val="decimal"/>
+      <w:lvlText w:val="%4."/>
+      <w:lvlJc w:val="left"/>
+      <w:pPr>
+        <w:ind w:left="3589" w:hanging="360"/>
+      </w:pPr>
+    </w:lvl>
+    <w:lvl w:ilvl="4" w:tplc="04190019" w:tentative="1">
+      <w:start w:val="1"/>
+      <w:numFmt w:val="lowerLetter"/>
+      <w:lvlText w:val="%5."/>
+      <w:lvlJc w:val="left"/>
+      <w:pPr>
+        <w:ind w:left="4309" w:hanging="360"/>
+      </w:pPr>
+    </w:lvl>
+    <w:lvl w:ilvl="5" w:tplc="0419001B" w:tentative="1">
+      <w:start w:val="1"/>
+      <w:numFmt w:val="lowerRoman"/>
+      <w:lvlText w:val="%6."/>
+      <w:lvlJc w:val="right"/>
+      <w:pPr>
+        <w:ind w:left="5029" w:hanging="180"/>
+      </w:pPr>
+    </w:lvl>
+    <w:lvl w:ilvl="6" w:tplc="0419000F" w:tentative="1">
+      <w:start w:val="1"/>
+      <w:numFmt w:val="decimal"/>
+      <w:lvlText w:val="%7."/>
+      <w:lvlJc w:val="left"/>
+      <w:pPr>
+        <w:ind w:left="5749" w:hanging="360"/>
+      </w:pPr>
+    </w:lvl>
+    <w:lvl w:ilvl="7" w:tplc="04190019" w:tentative="1">
+      <w:start w:val="1"/>
+      <w:numFmt w:val="lowerLetter"/>
+      <w:lvlText w:val="%8."/>
+      <w:lvlJc w:val="left"/>
+      <w:pPr>
+        <w:ind w:left="6469" w:hanging="360"/>
+      </w:pPr>
+    </w:lvl>
+    <w:lvl w:ilvl="8" w:tplc="0419001B" w:tentative="1">
+      <w:start w:val="1"/>
+      <w:numFmt w:val="lowerRoman"/>
+      <w:lvlText w:val="%9."/>
+      <w:lvlJc w:val="right"/>
+      <w:pPr>
+        <w:ind w:left="7189" w:hanging="180"/>
+      </w:pPr>
+    </w:lvl>
+  </w:abstractNum>
+  <w:abstractNum w:abstractNumId="13" w15:restartNumberingAfterBreak="0">
     <w:nsid w:val="5D9308A7"/>
     <w:multiLevelType w:val="hybridMultilevel"/>
     <w:tmpl w:val="224C4738"/>
@@ -5238,7 +5265,7 @@
       </w:rPr>
     </w:lvl>
   </w:abstractNum>
-  <w:abstractNum w:abstractNumId="13" w15:restartNumberingAfterBreak="0">
+  <w:abstractNum w:abstractNumId="14" w15:restartNumberingAfterBreak="0">
     <w:nsid w:val="625C31CA"/>
     <w:multiLevelType w:val="multilevel"/>
     <w:tmpl w:val="9766C1C4"/>
@@ -5378,7 +5405,7 @@
       </w:rPr>
     </w:lvl>
   </w:abstractNum>
-  <w:abstractNum w:abstractNumId="14" w15:restartNumberingAfterBreak="0">
+  <w:abstractNum w:abstractNumId="15" w15:restartNumberingAfterBreak="0">
     <w:nsid w:val="6A725CB3"/>
     <w:multiLevelType w:val="multilevel"/>
     <w:tmpl w:val="FE56D116"/>
@@ -5518,7 +5545,7 @@
       </w:rPr>
     </w:lvl>
   </w:abstractNum>
-  <w:abstractNum w:abstractNumId="15" w15:restartNumberingAfterBreak="0">
+  <w:abstractNum w:abstractNumId="16" w15:restartNumberingAfterBreak="0">
     <w:nsid w:val="6AD532B8"/>
     <w:multiLevelType w:val="hybridMultilevel"/>
     <w:tmpl w:val="D6A89CE8"/>
@@ -5631,7 +5658,7 @@
       </w:rPr>
     </w:lvl>
   </w:abstractNum>
-  <w:abstractNum w:abstractNumId="16" w15:restartNumberingAfterBreak="0">
+  <w:abstractNum w:abstractNumId="17" w15:restartNumberingAfterBreak="0">
     <w:nsid w:val="6B777FAA"/>
     <w:multiLevelType w:val="multilevel"/>
     <w:tmpl w:val="E152C34A"/>
@@ -5771,7 +5798,7 @@
       </w:rPr>
     </w:lvl>
   </w:abstractNum>
-  <w:abstractNum w:abstractNumId="17" w15:restartNumberingAfterBreak="0">
+  <w:abstractNum w:abstractNumId="18" w15:restartNumberingAfterBreak="0">
     <w:nsid w:val="6BB30682"/>
     <w:multiLevelType w:val="multilevel"/>
     <w:tmpl w:val="93CED446"/>
@@ -5911,7 +5938,7 @@
       </w:rPr>
     </w:lvl>
   </w:abstractNum>
-  <w:abstractNum w:abstractNumId="18" w15:restartNumberingAfterBreak="0">
+  <w:abstractNum w:abstractNumId="19" w15:restartNumberingAfterBreak="0">
     <w:nsid w:val="6D871B03"/>
     <w:multiLevelType w:val="multilevel"/>
     <w:tmpl w:val="14DEF284"/>
@@ -6037,10 +6064,10 @@
     <w:abstractNumId w:val="11"/>
   </w:num>
   <w:num w:numId="2" w16cid:durableId="1580140167">
-    <w:abstractNumId w:val="14"/>
+    <w:abstractNumId w:val="15"/>
   </w:num>
   <w:num w:numId="3" w16cid:durableId="1785685328">
-    <w:abstractNumId w:val="16"/>
+    <w:abstractNumId w:val="17"/>
   </w:num>
   <w:num w:numId="4" w16cid:durableId="5718015">
     <w:abstractNumId w:val="5"/>
@@ -6049,7 +6076,7 @@
     <w:abstractNumId w:val="9"/>
   </w:num>
   <w:num w:numId="6" w16cid:durableId="473333277">
-    <w:abstractNumId w:val="13"/>
+    <w:abstractNumId w:val="14"/>
   </w:num>
   <w:num w:numId="7" w16cid:durableId="820928129">
     <w:abstractNumId w:val="0"/>
@@ -6064,16 +6091,16 @@
     <w:abstractNumId w:val="3"/>
   </w:num>
   <w:num w:numId="11" w16cid:durableId="525796378">
-    <w:abstractNumId w:val="17"/>
+    <w:abstractNumId w:val="18"/>
   </w:num>
   <w:num w:numId="12" w16cid:durableId="1478188628">
     <w:abstractNumId w:val="2"/>
   </w:num>
   <w:num w:numId="13" w16cid:durableId="1972711897">
-    <w:abstractNumId w:val="18"/>
+    <w:abstractNumId w:val="19"/>
   </w:num>
   <w:num w:numId="14" w16cid:durableId="1378119606">
-    <w:abstractNumId w:val="15"/>
+    <w:abstractNumId w:val="16"/>
   </w:num>
   <w:num w:numId="15" w16cid:durableId="171653505">
     <w:abstractNumId w:val="8"/>
@@ -6082,13 +6109,16 @@
     <w:abstractNumId w:val="6"/>
   </w:num>
   <w:num w:numId="17" w16cid:durableId="1397364569">
-    <w:abstractNumId w:val="12"/>
+    <w:abstractNumId w:val="13"/>
   </w:num>
   <w:num w:numId="18" w16cid:durableId="954483848">
     <w:abstractNumId w:val="7"/>
   </w:num>
   <w:num w:numId="19" w16cid:durableId="2063096488">
     <w:abstractNumId w:val="1"/>
+  </w:num>
+  <w:num w:numId="20" w16cid:durableId="1071729200">
+    <w:abstractNumId w:val="12"/>
   </w:num>
 </w:numbering>
 </file>
